--- a/CV.docx
+++ b/CV.docx
@@ -7,6 +7,7 @@
         <w:spacing w:after="40"/>
         <w:jc w:val="center"/>
       </w:pPr>
+      <w:proofErr w:type="spellStart"/>
       <w:r>
         <w:rPr>
           <w:rFonts w:eastAsia="Cambria"/>
@@ -16,7 +17,19 @@
           <w:sz w:val="40"/>
           <w:szCs w:val="40"/>
         </w:rPr>
-        <w:t>SeongWon Ahn</w:t>
+        <w:t>SeongWon</w:t>
+      </w:r>
+      <w:proofErr w:type="spellEnd"/>
+      <w:r>
+        <w:rPr>
+          <w:rFonts w:eastAsia="Cambria"/>
+          <w:b/>
+          <w:bCs/>
+          <w:spacing w:val="10"/>
+          <w:sz w:val="40"/>
+          <w:szCs w:val="40"/>
+        </w:rPr>
+        <w:t xml:space="preserve"> Ahn</w:t>
       </w:r>
     </w:p>
     <w:p>
@@ -29,7 +42,23 @@
           <w:rFonts w:eastAsia="Cambria"/>
           <w:color w:val="333333"/>
         </w:rPr>
-        <w:t>M.S. Student  |  Korea University</w:t>
+        <w:t xml:space="preserve">M.S. </w:t>
+      </w:r>
+      <w:proofErr w:type="gramStart"/>
+      <w:r>
+        <w:rPr>
+          <w:rFonts w:eastAsia="Cambria"/>
+          <w:color w:val="333333"/>
+        </w:rPr>
+        <w:t>Student  |</w:t>
+      </w:r>
+      <w:proofErr w:type="gramEnd"/>
+      <w:r>
+        <w:rPr>
+          <w:rFonts w:eastAsia="Cambria"/>
+          <w:color w:val="333333"/>
+        </w:rPr>
+        <w:t xml:space="preserve">  Korea University</w:t>
       </w:r>
     </w:p>
     <w:p>
@@ -37,15 +66,78 @@
         <w:spacing w:after="60"/>
         <w:jc w:val="center"/>
       </w:pPr>
-      <w:r>
-        <w:rPr>
-          <w:rFonts w:eastAsia="Cambria"/>
-          <w:color w:val="444444"/>
+      <w:hyperlink r:id="rId6" w:history="1">
+        <w:r>
+          <w:rPr>
+            <w:rStyle w:val="a5"/>
+            <w:color w:val="000000" w:themeColor="text1"/>
+            <w:sz w:val="19"/>
+            <w:szCs w:val="19"/>
+            <w:u w:val="none"/>
+          </w:rPr>
+          <w:t>seongwonahn02@korea.ac.kr</w:t>
+        </w:r>
+      </w:hyperlink>
+      <w:r>
+        <w:rPr>
+          <w:rFonts w:hint="eastAsia"/>
+          <w:color w:val="000000" w:themeColor="text1"/>
           <w:sz w:val="19"/>
           <w:szCs w:val="19"/>
         </w:rPr>
-        <w:t>castlehanaa@gmail.com  |  010-3911-8117  |  github.com/Castlehana</w:t>
-      </w:r>
+        <w:t xml:space="preserve"> </w:t>
+      </w:r>
+      <w:proofErr w:type="gramStart"/>
+      <w:r>
+        <w:rPr>
+          <w:rFonts w:eastAsia="Cambria"/>
+          <w:color w:val="444444"/>
+          <w:sz w:val="19"/>
+          <w:szCs w:val="19"/>
+        </w:rPr>
+        <w:t>|  010</w:t>
+      </w:r>
+      <w:proofErr w:type="gramEnd"/>
+      <w:r>
+        <w:rPr>
+          <w:rFonts w:eastAsia="Cambria"/>
+          <w:color w:val="444444"/>
+          <w:sz w:val="19"/>
+          <w:szCs w:val="19"/>
+        </w:rPr>
+        <w:t>-3911-</w:t>
+      </w:r>
+      <w:proofErr w:type="gramStart"/>
+      <w:r>
+        <w:rPr>
+          <w:rFonts w:eastAsia="Cambria"/>
+          <w:color w:val="444444"/>
+          <w:sz w:val="19"/>
+          <w:szCs w:val="19"/>
+        </w:rPr>
+        <w:t>8117  |</w:t>
+      </w:r>
+      <w:proofErr w:type="gramEnd"/>
+      <w:r>
+        <w:rPr>
+          <w:rFonts w:eastAsia="Cambria"/>
+          <w:color w:val="444444"/>
+          <w:sz w:val="19"/>
+          <w:szCs w:val="19"/>
+        </w:rPr>
+        <w:t xml:space="preserve">  github.com/</w:t>
+      </w:r>
+      <w:proofErr w:type="spellStart"/>
+      <w:r>
+        <w:rPr>
+          <w:rFonts w:eastAsia="Cambria"/>
+          <w:color w:val="444444"/>
+          <w:sz w:val="19"/>
+          <w:szCs w:val="19"/>
+        </w:rPr>
+        <w:t>Castlehana</w:t>
+      </w:r>
+      <w:proofErr w:type="spellEnd"/>
     </w:p>
     <w:p>
       <w:pPr>
@@ -186,7 +278,21 @@
         <w:rPr>
           <w:rFonts w:eastAsia="Cambria"/>
         </w:rPr>
-        <w:t>Advisor: Prof. Kyungeun Cho</w:t>
+        <w:t xml:space="preserve">Advisor: Prof. </w:t>
+      </w:r>
+      <w:proofErr w:type="spellStart"/>
+      <w:r>
+        <w:rPr>
+          <w:rFonts w:eastAsia="Cambria"/>
+        </w:rPr>
+        <w:t>Kyungeun</w:t>
+      </w:r>
+      <w:proofErr w:type="spellEnd"/>
+      <w:r>
+        <w:rPr>
+          <w:rFonts w:eastAsia="Cambria"/>
+        </w:rPr>
+        <w:t xml:space="preserve"> Cho</w:t>
       </w:r>
     </w:p>
     <w:p>
@@ -520,7 +626,21 @@
         <w:rPr>
           <w:rFonts w:eastAsia="Cambria"/>
         </w:rPr>
-        <w:t>Built cube-face reprojection, calibration (0.99 px reprojection error), and IMU–video time sync.</w:t>
+        <w:t xml:space="preserve">Built cube-face reprojection, calibration (0.99 </w:t>
+      </w:r>
+      <w:proofErr w:type="spellStart"/>
+      <w:r>
+        <w:rPr>
+          <w:rFonts w:eastAsia="Cambria"/>
+        </w:rPr>
+        <w:t>px</w:t>
+      </w:r>
+      <w:proofErr w:type="spellEnd"/>
+      <w:r>
+        <w:rPr>
+          <w:rFonts w:eastAsia="Cambria"/>
+        </w:rPr>
+        <w:t xml:space="preserve"> reprojection error), and IMU–video time sync.</w:t>
       </w:r>
     </w:p>
     <w:p>
@@ -726,11 +846,19 @@
         </w:tabs>
         <w:spacing w:before="20" w:after="20"/>
       </w:pPr>
-      <w:r>
-        <w:rPr>
-          <w:rFonts w:eastAsia="Cambria"/>
-        </w:rPr>
-        <w:t>Voidlight — Unity · narrative game jam · Team Leader</w:t>
+      <w:proofErr w:type="spellStart"/>
+      <w:r>
+        <w:rPr>
+          <w:rFonts w:eastAsia="Cambria"/>
+        </w:rPr>
+        <w:t>Voidlight</w:t>
+      </w:r>
+      <w:proofErr w:type="spellEnd"/>
+      <w:r>
+        <w:rPr>
+          <w:rFonts w:eastAsia="Cambria"/>
+        </w:rPr>
+        <w:t xml:space="preserve"> — Unity · narrative game jam · Team Leader</w:t>
       </w:r>
       <w:r>
         <w:rPr>
@@ -753,11 +881,19 @@
         </w:tabs>
         <w:spacing w:before="20" w:after="20"/>
       </w:pPr>
-      <w:r>
-        <w:rPr>
-          <w:rFonts w:eastAsia="Cambria"/>
-        </w:rPr>
-        <w:t>FluX — Unity · arcade shooter · 10-Minute Contest (judging-round 1st) · Team Leader</w:t>
+      <w:proofErr w:type="spellStart"/>
+      <w:r>
+        <w:rPr>
+          <w:rFonts w:eastAsia="Cambria"/>
+        </w:rPr>
+        <w:t>FluX</w:t>
+      </w:r>
+      <w:proofErr w:type="spellEnd"/>
+      <w:r>
+        <w:rPr>
+          <w:rFonts w:eastAsia="Cambria"/>
+        </w:rPr>
+        <w:t xml:space="preserve"> — Unity · arcade shooter · 10-Minute Contest (judging-round 1st) · Team Leader</w:t>
       </w:r>
       <w:r>
         <w:rPr>
@@ -814,15 +950,31 @@
         <w:rPr>
           <w:rFonts w:eastAsia="Cambria"/>
         </w:rPr>
-        <w:t xml:space="preserve">Grand Prize — 2025 Winter Capstone Design Competition  </w:t>
-      </w:r>
-      <w:r>
-        <w:rPr>
-          <w:rFonts w:eastAsia="Cambria"/>
-          <w:i/>
-          <w:iCs/>
-        </w:rPr>
-        <w:t>Dongguk Univ.</w:t>
+        <w:t xml:space="preserve">Grand Prize — 2025 Winter Capstone Design </w:t>
+      </w:r>
+      <w:proofErr w:type="gramStart"/>
+      <w:r>
+        <w:rPr>
+          <w:rFonts w:eastAsia="Cambria"/>
+        </w:rPr>
+        <w:t xml:space="preserve">Competition  </w:t>
+      </w:r>
+      <w:r>
+        <w:rPr>
+          <w:rFonts w:eastAsia="Cambria"/>
+          <w:i/>
+          <w:iCs/>
+        </w:rPr>
+        <w:t>Dongguk</w:t>
+      </w:r>
+      <w:proofErr w:type="gramEnd"/>
+      <w:r>
+        <w:rPr>
+          <w:rFonts w:eastAsia="Cambria"/>
+          <w:i/>
+          <w:iCs/>
+        </w:rPr>
+        <w:t xml:space="preserve"> Univ.</w:t>
       </w:r>
       <w:r>
         <w:rPr>
@@ -843,15 +995,31 @@
         <w:rPr>
           <w:rFonts w:eastAsia="Cambria"/>
         </w:rPr>
-        <w:t xml:space="preserve">Excellence Prize — ICONTHON (smart QR attendance system)  </w:t>
-      </w:r>
-      <w:r>
-        <w:rPr>
-          <w:rFonts w:eastAsia="Cambria"/>
-          <w:i/>
-          <w:iCs/>
-        </w:rPr>
-        <w:t>Dongguk Univ.</w:t>
+        <w:t xml:space="preserve">Excellence Prize — ICONTHON (smart QR attendance </w:t>
+      </w:r>
+      <w:proofErr w:type="gramStart"/>
+      <w:r>
+        <w:rPr>
+          <w:rFonts w:eastAsia="Cambria"/>
+        </w:rPr>
+        <w:t xml:space="preserve">system)  </w:t>
+      </w:r>
+      <w:r>
+        <w:rPr>
+          <w:rFonts w:eastAsia="Cambria"/>
+          <w:i/>
+          <w:iCs/>
+        </w:rPr>
+        <w:t>Dongguk</w:t>
+      </w:r>
+      <w:proofErr w:type="gramEnd"/>
+      <w:r>
+        <w:rPr>
+          <w:rFonts w:eastAsia="Cambria"/>
+          <w:i/>
+          <w:iCs/>
+        </w:rPr>
+        <w:t xml:space="preserve"> Univ.</w:t>
       </w:r>
       <w:r>
         <w:rPr>
@@ -872,15 +1040,31 @@
         <w:rPr>
           <w:rFonts w:eastAsia="Cambria"/>
         </w:rPr>
-        <w:t xml:space="preserve">Excellence Prize — CAMPUTHON (campus networking service)  </w:t>
-      </w:r>
-      <w:r>
-        <w:rPr>
-          <w:rFonts w:eastAsia="Cambria"/>
-          <w:i/>
-          <w:iCs/>
-        </w:rPr>
-        <w:t>Dongguk Univ.</w:t>
+        <w:t xml:space="preserve">Excellence Prize — CAMPUTHON (campus networking </w:t>
+      </w:r>
+      <w:proofErr w:type="gramStart"/>
+      <w:r>
+        <w:rPr>
+          <w:rFonts w:eastAsia="Cambria"/>
+        </w:rPr>
+        <w:t xml:space="preserve">service)  </w:t>
+      </w:r>
+      <w:r>
+        <w:rPr>
+          <w:rFonts w:eastAsia="Cambria"/>
+          <w:i/>
+          <w:iCs/>
+        </w:rPr>
+        <w:t>Dongguk</w:t>
+      </w:r>
+      <w:proofErr w:type="gramEnd"/>
+      <w:r>
+        <w:rPr>
+          <w:rFonts w:eastAsia="Cambria"/>
+          <w:i/>
+          <w:iCs/>
+        </w:rPr>
+        <w:t xml:space="preserve"> Univ.</w:t>
       </w:r>
       <w:r>
         <w:rPr>
@@ -916,15 +1100,31 @@
         <w:rPr>
           <w:rFonts w:eastAsia="Cambria"/>
         </w:rPr>
-        <w:t xml:space="preserve">Graduated Summa Cum Laude (Highest Honors), Valedictorian  </w:t>
-      </w:r>
-      <w:r>
-        <w:rPr>
-          <w:rFonts w:eastAsia="Cambria"/>
-          <w:i/>
-          <w:iCs/>
-        </w:rPr>
-        <w:t>Dongguk Univ.</w:t>
+        <w:t xml:space="preserve">Graduated Summa Cum Laude (Highest Honors), </w:t>
+      </w:r>
+      <w:proofErr w:type="gramStart"/>
+      <w:r>
+        <w:rPr>
+          <w:rFonts w:eastAsia="Cambria"/>
+        </w:rPr>
+        <w:t xml:space="preserve">Valedictorian  </w:t>
+      </w:r>
+      <w:r>
+        <w:rPr>
+          <w:rFonts w:eastAsia="Cambria"/>
+          <w:i/>
+          <w:iCs/>
+        </w:rPr>
+        <w:t>Dongguk</w:t>
+      </w:r>
+      <w:proofErr w:type="gramEnd"/>
+      <w:r>
+        <w:rPr>
+          <w:rFonts w:eastAsia="Cambria"/>
+          <w:i/>
+          <w:iCs/>
+        </w:rPr>
+        <w:t xml:space="preserve"> Univ.</w:t>
       </w:r>
       <w:r>
         <w:rPr>
@@ -945,15 +1145,31 @@
         <w:rPr>
           <w:rFonts w:eastAsia="Cambria"/>
         </w:rPr>
-        <w:t xml:space="preserve">Merit-based Scholarship, Top Award  </w:t>
-      </w:r>
-      <w:r>
-        <w:rPr>
-          <w:rFonts w:eastAsia="Cambria"/>
-          <w:i/>
-          <w:iCs/>
-        </w:rPr>
-        <w:t>Dongguk Univ.</w:t>
+        <w:t xml:space="preserve">Merit-based Scholarship, Top </w:t>
+      </w:r>
+      <w:proofErr w:type="gramStart"/>
+      <w:r>
+        <w:rPr>
+          <w:rFonts w:eastAsia="Cambria"/>
+        </w:rPr>
+        <w:t xml:space="preserve">Award  </w:t>
+      </w:r>
+      <w:r>
+        <w:rPr>
+          <w:rFonts w:eastAsia="Cambria"/>
+          <w:i/>
+          <w:iCs/>
+        </w:rPr>
+        <w:t>Dongguk</w:t>
+      </w:r>
+      <w:proofErr w:type="gramEnd"/>
+      <w:r>
+        <w:rPr>
+          <w:rFonts w:eastAsia="Cambria"/>
+          <w:i/>
+          <w:iCs/>
+        </w:rPr>
+        <w:t xml:space="preserve"> Univ.</w:t>
       </w:r>
       <w:r>
         <w:rPr>
@@ -974,15 +1190,31 @@
         <w:rPr>
           <w:rFonts w:eastAsia="Cambria"/>
         </w:rPr>
-        <w:t xml:space="preserve">Merit-based Scholarship, Top Award  </w:t>
-      </w:r>
-      <w:r>
-        <w:rPr>
-          <w:rFonts w:eastAsia="Cambria"/>
-          <w:i/>
-          <w:iCs/>
-        </w:rPr>
-        <w:t>Dongguk Univ.</w:t>
+        <w:t xml:space="preserve">Merit-based Scholarship, Top </w:t>
+      </w:r>
+      <w:proofErr w:type="gramStart"/>
+      <w:r>
+        <w:rPr>
+          <w:rFonts w:eastAsia="Cambria"/>
+        </w:rPr>
+        <w:t xml:space="preserve">Award  </w:t>
+      </w:r>
+      <w:r>
+        <w:rPr>
+          <w:rFonts w:eastAsia="Cambria"/>
+          <w:i/>
+          <w:iCs/>
+        </w:rPr>
+        <w:t>Dongguk</w:t>
+      </w:r>
+      <w:proofErr w:type="gramEnd"/>
+      <w:r>
+        <w:rPr>
+          <w:rFonts w:eastAsia="Cambria"/>
+          <w:i/>
+          <w:iCs/>
+        </w:rPr>
+        <w:t xml:space="preserve"> Univ.</w:t>
       </w:r>
       <w:r>
         <w:rPr>
@@ -1003,15 +1235,31 @@
         <w:rPr>
           <w:rFonts w:eastAsia="Cambria"/>
         </w:rPr>
-        <w:t xml:space="preserve">Merit-based Scholarship, Top Award  </w:t>
-      </w:r>
-      <w:r>
-        <w:rPr>
-          <w:rFonts w:eastAsia="Cambria"/>
-          <w:i/>
-          <w:iCs/>
-        </w:rPr>
-        <w:t>Dongguk Univ.</w:t>
+        <w:t xml:space="preserve">Merit-based Scholarship, Top </w:t>
+      </w:r>
+      <w:proofErr w:type="gramStart"/>
+      <w:r>
+        <w:rPr>
+          <w:rFonts w:eastAsia="Cambria"/>
+        </w:rPr>
+        <w:t xml:space="preserve">Award  </w:t>
+      </w:r>
+      <w:r>
+        <w:rPr>
+          <w:rFonts w:eastAsia="Cambria"/>
+          <w:i/>
+          <w:iCs/>
+        </w:rPr>
+        <w:t>Dongguk</w:t>
+      </w:r>
+      <w:proofErr w:type="gramEnd"/>
+      <w:r>
+        <w:rPr>
+          <w:rFonts w:eastAsia="Cambria"/>
+          <w:i/>
+          <w:iCs/>
+        </w:rPr>
+        <w:t xml:space="preserve"> Univ.</w:t>
       </w:r>
       <w:r>
         <w:rPr>
@@ -1027,23 +1275,36 @@
         <w:tabs>
           <w:tab w:val="right" w:pos="9890"/>
         </w:tabs>
-        <w:rPr>
-          <w:rFonts w:hint="eastAsia"/>
-        </w:rPr>
-      </w:pPr>
-      <w:r>
-        <w:rPr>
-          <w:rFonts w:eastAsia="Cambria"/>
-        </w:rPr>
-        <w:t xml:space="preserve">SW-Centered University Competition, Excellence Scholarship  </w:t>
-      </w:r>
-      <w:r>
-        <w:rPr>
-          <w:rFonts w:eastAsia="Cambria"/>
-          <w:i/>
-          <w:iCs/>
-        </w:rPr>
-        <w:t>Dongguk Univ.</w:t>
+      </w:pPr>
+      <w:r>
+        <w:rPr>
+          <w:rFonts w:eastAsia="Cambria"/>
+        </w:rPr>
+        <w:t xml:space="preserve">SW-Centered University Competition, Excellence </w:t>
+      </w:r>
+      <w:proofErr w:type="gramStart"/>
+      <w:r>
+        <w:rPr>
+          <w:rFonts w:eastAsia="Cambria"/>
+        </w:rPr>
+        <w:t xml:space="preserve">Scholarship  </w:t>
+      </w:r>
+      <w:r>
+        <w:rPr>
+          <w:rFonts w:eastAsia="Cambria"/>
+          <w:i/>
+          <w:iCs/>
+        </w:rPr>
+        <w:t>Dongguk</w:t>
+      </w:r>
+      <w:proofErr w:type="gramEnd"/>
+      <w:r>
+        <w:rPr>
+          <w:rFonts w:eastAsia="Cambria"/>
+          <w:i/>
+          <w:iCs/>
+        </w:rPr>
+        <w:t xml:space="preserve"> Univ.</w:t>
       </w:r>
       <w:r>
         <w:rPr>
@@ -1071,15 +1332,31 @@
         <w:rPr>
           <w:rFonts w:eastAsia="Cambria"/>
         </w:rPr>
-        <w:t xml:space="preserve">Merit-based Scholarship, Excellence Award  </w:t>
-      </w:r>
-      <w:r>
-        <w:rPr>
-          <w:rFonts w:eastAsia="Cambria"/>
-          <w:i/>
-          <w:iCs/>
-        </w:rPr>
-        <w:t>Dongguk Univ.</w:t>
+        <w:t xml:space="preserve">Merit-based Scholarship, Excellence </w:t>
+      </w:r>
+      <w:proofErr w:type="gramStart"/>
+      <w:r>
+        <w:rPr>
+          <w:rFonts w:eastAsia="Cambria"/>
+        </w:rPr>
+        <w:t xml:space="preserve">Award  </w:t>
+      </w:r>
+      <w:r>
+        <w:rPr>
+          <w:rFonts w:eastAsia="Cambria"/>
+          <w:i/>
+          <w:iCs/>
+        </w:rPr>
+        <w:t>Dongguk</w:t>
+      </w:r>
+      <w:proofErr w:type="gramEnd"/>
+      <w:r>
+        <w:rPr>
+          <w:rFonts w:eastAsia="Cambria"/>
+          <w:i/>
+          <w:iCs/>
+        </w:rPr>
+        <w:t xml:space="preserve"> Univ.</w:t>
       </w:r>
       <w:r>
         <w:rPr>
@@ -1100,15 +1377,31 @@
         <w:rPr>
           <w:rFonts w:eastAsia="Cambria"/>
         </w:rPr>
-        <w:t xml:space="preserve">Merit-based Scholarship, Excellence Award  </w:t>
-      </w:r>
-      <w:r>
-        <w:rPr>
-          <w:rFonts w:eastAsia="Cambria"/>
-          <w:i/>
-          <w:iCs/>
-        </w:rPr>
-        <w:t>Dongguk Univ.</w:t>
+        <w:t xml:space="preserve">Merit-based Scholarship, Excellence </w:t>
+      </w:r>
+      <w:proofErr w:type="gramStart"/>
+      <w:r>
+        <w:rPr>
+          <w:rFonts w:eastAsia="Cambria"/>
+        </w:rPr>
+        <w:t xml:space="preserve">Award  </w:t>
+      </w:r>
+      <w:r>
+        <w:rPr>
+          <w:rFonts w:eastAsia="Cambria"/>
+          <w:i/>
+          <w:iCs/>
+        </w:rPr>
+        <w:t>Dongguk</w:t>
+      </w:r>
+      <w:proofErr w:type="gramEnd"/>
+      <w:r>
+        <w:rPr>
+          <w:rFonts w:eastAsia="Cambria"/>
+          <w:i/>
+          <w:iCs/>
+        </w:rPr>
+        <w:t xml:space="preserve"> Univ.</w:t>
       </w:r>
       <w:r>
         <w:rPr>
@@ -1242,7 +1535,49 @@
         <w:rPr>
           <w:rFonts w:eastAsia="Cambria"/>
         </w:rPr>
-        <w:t xml:space="preserve"> PyTorch, MediaPipe, NeRF, 3D/4D Gaussian Splatting, WebGL, Shaders</w:t>
+        <w:t xml:space="preserve"> </w:t>
+      </w:r>
+      <w:proofErr w:type="spellStart"/>
+      <w:r>
+        <w:rPr>
+          <w:rFonts w:eastAsia="Cambria"/>
+        </w:rPr>
+        <w:t>PyTorch</w:t>
+      </w:r>
+      <w:proofErr w:type="spellEnd"/>
+      <w:r>
+        <w:rPr>
+          <w:rFonts w:eastAsia="Cambria"/>
+        </w:rPr>
+        <w:t xml:space="preserve">, </w:t>
+      </w:r>
+      <w:proofErr w:type="spellStart"/>
+      <w:r>
+        <w:rPr>
+          <w:rFonts w:eastAsia="Cambria"/>
+        </w:rPr>
+        <w:t>MediaPipe</w:t>
+      </w:r>
+      <w:proofErr w:type="spellEnd"/>
+      <w:r>
+        <w:rPr>
+          <w:rFonts w:eastAsia="Cambria"/>
+        </w:rPr>
+        <w:t xml:space="preserve">, </w:t>
+      </w:r>
+      <w:proofErr w:type="spellStart"/>
+      <w:r>
+        <w:rPr>
+          <w:rFonts w:eastAsia="Cambria"/>
+        </w:rPr>
+        <w:t>NeRF</w:t>
+      </w:r>
+      <w:proofErr w:type="spellEnd"/>
+      <w:r>
+        <w:rPr>
+          <w:rFonts w:eastAsia="Cambria"/>
+        </w:rPr>
+        <w:t>, 3D/4D Gaussian Splatting, WebGL, Shaders</w:t>
       </w:r>
     </w:p>
     <w:p>
@@ -1377,8 +1712,16 @@
         <w:rPr>
           <w:rFonts w:eastAsia="Cambria"/>
         </w:rPr>
-        <w:t>Web Development Bootcamp at Comento</w:t>
-      </w:r>
+        <w:t xml:space="preserve">Web Development Bootcamp at </w:t>
+      </w:r>
+      <w:proofErr w:type="spellStart"/>
+      <w:r>
+        <w:rPr>
+          <w:rFonts w:eastAsia="Cambria"/>
+        </w:rPr>
+        <w:t>Comento</w:t>
+      </w:r>
+      <w:proofErr w:type="spellEnd"/>
       <w:r>
         <w:rPr>
           <w:rFonts w:eastAsia="Cambria"/>
@@ -1417,15 +1760,35 @@
           <w:sz w:val="21"/>
           <w:szCs w:val="21"/>
         </w:rPr>
-        <w:t>Student Council — Director of Public Relations</w:t>
-      </w:r>
-      <w:r>
-        <w:rPr>
-          <w:rFonts w:eastAsia="Cambria"/>
-          <w:i/>
-          <w:iCs/>
-        </w:rPr>
-        <w:t xml:space="preserve">  at Dongguk University</w:t>
+        <w:t xml:space="preserve">Student Council — Director of Public </w:t>
+      </w:r>
+      <w:proofErr w:type="gramStart"/>
+      <w:r>
+        <w:rPr>
+          <w:rFonts w:eastAsia="Cambria"/>
+          <w:b/>
+          <w:bCs/>
+          <w:sz w:val="21"/>
+          <w:szCs w:val="21"/>
+        </w:rPr>
+        <w:t>Relations</w:t>
+      </w:r>
+      <w:r>
+        <w:rPr>
+          <w:rFonts w:eastAsia="Cambria"/>
+          <w:i/>
+          <w:iCs/>
+        </w:rPr>
+        <w:t xml:space="preserve">  at</w:t>
+      </w:r>
+      <w:proofErr w:type="gramEnd"/>
+      <w:r>
+        <w:rPr>
+          <w:rFonts w:eastAsia="Cambria"/>
+          <w:i/>
+          <w:iCs/>
+        </w:rPr>
+        <w:t xml:space="preserve"> Dongguk University</w:t>
       </w:r>
       <w:r>
         <w:rPr>
@@ -1467,15 +1830,35 @@
           <w:sz w:val="21"/>
           <w:szCs w:val="21"/>
         </w:rPr>
-        <w:t>Kangwon Land Mentoring Program</w:t>
-      </w:r>
-      <w:r>
-        <w:rPr>
-          <w:rFonts w:eastAsia="Cambria"/>
-          <w:i/>
-          <w:iCs/>
-        </w:rPr>
-        <w:t xml:space="preserve">  at Kangwon Land</w:t>
+        <w:t xml:space="preserve">Kangwon Land Mentoring </w:t>
+      </w:r>
+      <w:proofErr w:type="gramStart"/>
+      <w:r>
+        <w:rPr>
+          <w:rFonts w:eastAsia="Cambria"/>
+          <w:b/>
+          <w:bCs/>
+          <w:sz w:val="21"/>
+          <w:szCs w:val="21"/>
+        </w:rPr>
+        <w:t>Program</w:t>
+      </w:r>
+      <w:r>
+        <w:rPr>
+          <w:rFonts w:eastAsia="Cambria"/>
+          <w:i/>
+          <w:iCs/>
+        </w:rPr>
+        <w:t xml:space="preserve">  at</w:t>
+      </w:r>
+      <w:proofErr w:type="gramEnd"/>
+      <w:r>
+        <w:rPr>
+          <w:rFonts w:eastAsia="Cambria"/>
+          <w:i/>
+          <w:iCs/>
+        </w:rPr>
+        <w:t xml:space="preserve"> Kangwon Land</w:t>
       </w:r>
       <w:r>
         <w:rPr>
@@ -1517,15 +1900,53 @@
           <w:sz w:val="21"/>
           <w:szCs w:val="21"/>
         </w:rPr>
-        <w:t>Organizing Team — Public Relations</w:t>
-      </w:r>
-      <w:r>
-        <w:rPr>
-          <w:rFonts w:eastAsia="Cambria"/>
-          <w:i/>
-          <w:iCs/>
-        </w:rPr>
-        <w:t xml:space="preserve">  at GameMakers 9th</w:t>
+        <w:t xml:space="preserve">Organizing Team — Public </w:t>
+      </w:r>
+      <w:proofErr w:type="gramStart"/>
+      <w:r>
+        <w:rPr>
+          <w:rFonts w:eastAsia="Cambria"/>
+          <w:b/>
+          <w:bCs/>
+          <w:sz w:val="21"/>
+          <w:szCs w:val="21"/>
+        </w:rPr>
+        <w:t>Relations</w:t>
+      </w:r>
+      <w:r>
+        <w:rPr>
+          <w:rFonts w:eastAsia="Cambria"/>
+          <w:i/>
+          <w:iCs/>
+        </w:rPr>
+        <w:t xml:space="preserve">  at</w:t>
+      </w:r>
+      <w:proofErr w:type="gramEnd"/>
+      <w:r>
+        <w:rPr>
+          <w:rFonts w:eastAsia="Cambria"/>
+          <w:i/>
+          <w:iCs/>
+        </w:rPr>
+        <w:t xml:space="preserve"> </w:t>
+      </w:r>
+      <w:proofErr w:type="spellStart"/>
+      <w:r>
+        <w:rPr>
+          <w:rFonts w:eastAsia="Cambria"/>
+          <w:i/>
+          <w:iCs/>
+        </w:rPr>
+        <w:t>GameMakers</w:t>
+      </w:r>
+      <w:proofErr w:type="spellEnd"/>
+      <w:r>
+        <w:rPr>
+          <w:rFonts w:eastAsia="Cambria"/>
+          <w:i/>
+          <w:iCs/>
+        </w:rPr>
+        <w:t xml:space="preserve"> 9th</w:t>
       </w:r>
       <w:r>
         <w:rPr>
@@ -1567,15 +1988,35 @@
           <w:sz w:val="21"/>
           <w:szCs w:val="21"/>
         </w:rPr>
-        <w:t>26th Winter Student Volunteer Camp</w:t>
-      </w:r>
-      <w:r>
-        <w:rPr>
-          <w:rFonts w:eastAsia="Cambria"/>
-          <w:i/>
-          <w:iCs/>
-        </w:rPr>
-        <w:t xml:space="preserve">  at KOSAF</w:t>
+        <w:t xml:space="preserve">26th Winter Student Volunteer </w:t>
+      </w:r>
+      <w:proofErr w:type="gramStart"/>
+      <w:r>
+        <w:rPr>
+          <w:rFonts w:eastAsia="Cambria"/>
+          <w:b/>
+          <w:bCs/>
+          <w:sz w:val="21"/>
+          <w:szCs w:val="21"/>
+        </w:rPr>
+        <w:t>Camp</w:t>
+      </w:r>
+      <w:r>
+        <w:rPr>
+          <w:rFonts w:eastAsia="Cambria"/>
+          <w:i/>
+          <w:iCs/>
+        </w:rPr>
+        <w:t xml:space="preserve">  at</w:t>
+      </w:r>
+      <w:proofErr w:type="gramEnd"/>
+      <w:r>
+        <w:rPr>
+          <w:rFonts w:eastAsia="Cambria"/>
+          <w:i/>
+          <w:iCs/>
+        </w:rPr>
+        <w:t xml:space="preserve"> KOSAF</w:t>
       </w:r>
       <w:r>
         <w:rPr>
@@ -2378,6 +2819,30 @@
       <w:szCs w:val="20"/>
     </w:rPr>
   </w:style>
+  <w:style w:type="character" w:styleId="aa">
+    <w:name w:val="Unresolved Mention"/>
+    <w:basedOn w:val="a0"/>
+    <w:uiPriority w:val="99"/>
+    <w:semiHidden/>
+    <w:unhideWhenUsed/>
+    <w:rsid w:val="00352A57"/>
+    <w:rPr>
+      <w:color w:val="605E5C"/>
+      <w:shd w:val="clear" w:color="auto" w:fill="E1DFDD"/>
+    </w:rPr>
+  </w:style>
+  <w:style w:type="character" w:styleId="ab">
+    <w:name w:val="FollowedHyperlink"/>
+    <w:basedOn w:val="a0"/>
+    <w:uiPriority w:val="99"/>
+    <w:semiHidden/>
+    <w:unhideWhenUsed/>
+    <w:rsid w:val="00352A57"/>
+    <w:rPr>
+      <w:color w:val="954F72" w:themeColor="followedHyperlink"/>
+      <w:u w:val="single"/>
+    </w:rPr>
+  </w:style>
 </w:styles>
 </file>
 
@@ -2674,4 +3139,16 @@
     </a:ext>
   </a:extLst>
 </a:theme>
+</file>
+
+<file path=customXml/item1.xml><?xml version="1.0" encoding="utf-8"?>
+<b:Sources xmlns:b="http://schemas.openxmlformats.org/officeDocument/2006/bibliography" xmlns="http://schemas.openxmlformats.org/officeDocument/2006/bibliography" SelectedStyle="\APASixthEditionOfficeOnline.xsl" StyleName="APA" Version="6"/>
+</file>
+
+<file path=customXml/itemProps1.xml><?xml version="1.0" encoding="utf-8"?>
+<ds:datastoreItem xmlns:ds="http://schemas.openxmlformats.org/officeDocument/2006/customXml" ds:itemID="{680112E5-5B0D-4F60-933C-7C2409A0E857}">
+  <ds:schemaRefs>
+    <ds:schemaRef ds:uri="http://schemas.openxmlformats.org/officeDocument/2006/bibliography"/>
+  </ds:schemaRefs>
+</ds:datastoreItem>
 </file>